--- a/public/downloads/pip-planning-template-template.docx
+++ b/public/downloads/pip-planning-template-template.docx
@@ -15,7 +15,7 @@
           <w:sz w:val="30"/>
           <w:szCs w:val="30"/>
         </w:rPr>
-        <w:t xml:space="preserve">PIP plan — template</w:t>
+        <w:t xml:space="preserve">PIP plan, template</w:t>
       </w:r>
     </w:p>
     <w:p>

--- a/public/downloads/pip-planning-template-template.docx
+++ b/public/downloads/pip-planning-template-template.docx
@@ -15,7 +15,7 @@
           <w:sz w:val="30"/>
           <w:szCs w:val="30"/>
         </w:rPr>
-        <w:t xml:space="preserve">PIP plan, template</w:t>
+        <w:t xml:space="preserve">PIP plan - template</w:t>
       </w:r>
     </w:p>
     <w:p>
